--- a/radar-mvp/output/docs/Seguimiento_Historias_Usuario_Radar_2026-07-25.docx
+++ b/radar-mvp/output/docs/Seguimiento_Historias_Usuario_Radar_2026-07-25.docx
@@ -204,7 +204,7 @@
                 <w:color w:val="2A1336"/>
                 <w:sz w:val="20"/>
               </w:rPr>
-              <w:t>e193049</w:t>
+              <w:t>bbd704c</w:t>
             </w:r>
           </w:p>
         </w:tc>
@@ -1700,7 +1700,7 @@
                 <w:color w:val="2A1336"/>
                 <w:sz w:val="17"/>
               </w:rPr>
-              <w:t>Validada</w:t>
+              <w:t>Validada manualmente</w:t>
             </w:r>
           </w:p>
         </w:tc>
@@ -4944,7 +4944,7 @@
           <w:color w:val="2A1336"/>
           <w:sz w:val="22"/>
         </w:rPr>
-        <w:t>Flujo OAuth configurado y recorrido E2E local aprobado.</w:t>
+        <w:t>Proveedor OAuth y retorno validados manualmente; el E2E local comprueba disponibilidad del acceso y reglas de autenticación sin automatizar la pantalla externa de Google.</w:t>
       </w:r>
     </w:p>
     <w:p>
@@ -6122,7 +6122,7 @@
           <w:color w:val="2A1336"/>
           <w:sz w:val="22"/>
         </w:rPr>
-        <w:t>Piloto para Medellín —seis barrios—, Bucaramanga, Pereira y Manizales; recorrido E2E de rentabilidad aprobado.</w:t>
+        <w:t>Piloto para Medellín, Bogotá, Cali, Barranquilla y Bucaramanga; recorrido E2E de rentabilidad aprobado.</w:t>
       </w:r>
     </w:p>
     <w:p>
@@ -8027,7 +8027,7 @@
           <w:color w:val="2A1336"/>
           <w:sz w:val="22"/>
         </w:rPr>
-        <w:t>Pruebas unitarias e integración: 122 de 122 aprobadas.</w:t>
+        <w:t>Pruebas unitarias e integración: suite completa aprobada sin fallos en el corte.</w:t>
       </w:r>
     </w:p>
     <w:p>
@@ -8046,7 +8046,7 @@
           <w:color w:val="2A1336"/>
           <w:sz w:val="22"/>
         </w:rPr>
-        <w:t>Recorridos E2E locales: 9 de 9 aprobados.</w:t>
+        <w:t>Recorridos E2E locales: suite crítica aprobada sin fallos en el corte.</w:t>
       </w:r>
     </w:p>
     <w:p>
@@ -8065,7 +8065,7 @@
           <w:color w:val="2A1336"/>
           <w:sz w:val="22"/>
         </w:rPr>
-        <w:t>E2E cubiertos: dashboard, Bancos, Remates, arriendos/rentabilidad, guardados, login, Google OAuth, checkout demo, móvil y filtros.</w:t>
+        <w:t>E2E cubiertos: dashboard, Bancos, Remates, arriendos/rentabilidad, guardados, login, disponibilidad del acceso con Google, checkout demo, móvil, filtros y estados de carga.</w:t>
       </w:r>
     </w:p>
     <w:p>
@@ -8084,7 +8084,7 @@
           <w:color w:val="2A1336"/>
           <w:sz w:val="22"/>
         </w:rPr>
-        <w:t>Versión evaluada: e193049.</w:t>
+        <w:t>Versión evaluada: bbd704c.</w:t>
       </w:r>
     </w:p>
     <w:p>
